--- a/public/Resume.docx
+++ b/public/Resume.docx
@@ -35,6 +35,10 @@
     <w:p>
       <w:pPr>
         <w:spacing w:after="100"/>
+        <w:rPr>
+          <w:rFonts w:hint="default"/>
+          <w:lang w:val="en-US"/>
+        </w:rPr>
       </w:pPr>
       <w:r>
         <w:rPr>
@@ -112,7 +116,7 @@
       </w:r>
       <w:r>
         <w:rPr>
-          <w:rStyle w:val="14"/>
+          <w:rStyle w:val="15"/>
           <w:rFonts w:ascii="Calibri" w:hAnsi="Calibri" w:eastAsia="Calibri" w:cs="Calibri"/>
           <w:sz w:val="16"/>
           <w:szCs w:val="16"/>
@@ -145,8 +149,65 @@
           <w:sz w:val="16"/>
           <w:szCs w:val="16"/>
         </w:rPr>
-        <w:t>|  Portfolio: [add URL]</w:t>
-      </w:r>
+        <w:t xml:space="preserve">|  </w:t>
+      </w:r>
+      <w:r>
+        <w:rPr>
+          <w:rFonts w:ascii="Calibri" w:hAnsi="Calibri" w:eastAsia="Calibri" w:cs="Calibri"/>
+          <w:color w:val="555555"/>
+          <w:sz w:val="16"/>
+          <w:szCs w:val="16"/>
+        </w:rPr>
+        <w:fldChar w:fldCharType="begin"/>
+      </w:r>
+      <w:r>
+        <w:rPr>
+          <w:rFonts w:ascii="Calibri" w:hAnsi="Calibri" w:eastAsia="Calibri" w:cs="Calibri"/>
+          <w:color w:val="555555"/>
+          <w:sz w:val="16"/>
+          <w:szCs w:val="16"/>
+        </w:rPr>
+        <w:instrText xml:space="preserve"> HYPERLINK "https://ohemi-evan.vercel.app/" </w:instrText>
+      </w:r>
+      <w:r>
+        <w:rPr>
+          <w:rFonts w:ascii="Calibri" w:hAnsi="Calibri" w:eastAsia="Calibri" w:cs="Calibri"/>
+          <w:color w:val="555555"/>
+          <w:sz w:val="16"/>
+          <w:szCs w:val="16"/>
+        </w:rPr>
+        <w:fldChar w:fldCharType="separate"/>
+      </w:r>
+      <w:r>
+        <w:rPr>
+          <w:rStyle w:val="15"/>
+          <w:rFonts w:ascii="Calibri" w:hAnsi="Calibri" w:eastAsia="Calibri" w:cs="Calibri"/>
+          <w:sz w:val="16"/>
+          <w:szCs w:val="16"/>
+        </w:rPr>
+        <w:t>Portfolio</w:t>
+      </w:r>
+      <w:r>
+        <w:rPr>
+          <w:rFonts w:ascii="Calibri" w:hAnsi="Calibri" w:eastAsia="Calibri" w:cs="Calibri"/>
+          <w:color w:val="555555"/>
+          <w:sz w:val="16"/>
+          <w:szCs w:val="16"/>
+        </w:rPr>
+        <w:fldChar w:fldCharType="end"/>
+      </w:r>
+      <w:r>
+        <w:rPr>
+          <w:rFonts w:hint="default" w:ascii="Calibri" w:hAnsi="Calibri" w:eastAsia="Calibri" w:cs="Calibri"/>
+          <w:color w:val="555555"/>
+          <w:sz w:val="16"/>
+          <w:szCs w:val="16"/>
+          <w:lang w:val="en-US"/>
+        </w:rPr>
+        <w:t xml:space="preserve"> |</w:t>
+      </w:r>
+      <w:bookmarkStart w:id="0" w:name="_GoBack"/>
+      <w:bookmarkEnd w:id="0"/>
     </w:p>
     <w:p>
       <w:pPr>
@@ -270,73 +331,110 @@
           <w:tab w:val="right" w:pos="10800"/>
         </w:tabs>
         <w:spacing w:before="100" w:after="10"/>
+      </w:pPr>
+      <w:r>
         <w:rPr>
           <w:rFonts w:ascii="Calibri" w:hAnsi="Calibri" w:eastAsia="Calibri" w:cs="Calibri"/>
           <w:b/>
           <w:bCs/>
-          <w:sz w:val="18"/>
-          <w:szCs w:val="18"/>
-        </w:rPr>
-      </w:pPr>
+          <w:i/>
+          <w:iCs/>
+          <w:color w:val="000000" w:themeColor="text1"/>
+          <w:sz w:val="16"/>
+          <w:szCs w:val="16"/>
+          <w14:textFill>
+            <w14:solidFill>
+              <w14:schemeClr w14:val="tx1"/>
+            </w14:solidFill>
+          </w14:textFill>
+        </w:rPr>
+        <w:t>Frontend Developer (Remote) — Numro, Oxford, UK</w:t>
+      </w:r>
       <w:r>
         <w:rPr>
           <w:rFonts w:ascii="Calibri" w:hAnsi="Calibri" w:eastAsia="Calibri" w:cs="Calibri"/>
           <w:b/>
           <w:bCs/>
-          <w:sz w:val="18"/>
-          <w:szCs w:val="18"/>
-        </w:rPr>
-        <w:t>Frontend Developer — Numro, Oxford, UK</w:t>
-      </w:r>
-    </w:p>
-    <w:p>
-      <w:pPr>
-        <w:tabs>
-          <w:tab w:val="right" w:pos="10800"/>
-        </w:tabs>
-        <w:spacing w:before="100" w:after="10"/>
-      </w:pPr>
-      <w:bookmarkStart w:id="0" w:name="_GoBack"/>
-      <w:bookmarkEnd w:id="0"/>
-      <w:r>
-        <w:rPr>
-          <w:rFonts w:ascii="Calibri" w:hAnsi="Calibri" w:eastAsia="Calibri" w:cs="Calibri"/>
           <w:i/>
           <w:iCs/>
+          <w:color w:val="000000" w:themeColor="text1"/>
+          <w:sz w:val="16"/>
+          <w:szCs w:val="16"/>
+          <w14:textFill>
+            <w14:solidFill>
+              <w14:schemeClr w14:val="tx1"/>
+            </w14:solidFill>
+          </w14:textFill>
+        </w:rPr>
+        <w:br w:type="textWrapping"/>
+      </w:r>
+      <w:r>
+        <w:rPr>
+          <w:rFonts w:ascii="Calibri" w:hAnsi="Calibri" w:eastAsia="Calibri" w:cs="Calibri"/>
+          <w:b/>
+          <w:bCs/>
+          <w:i/>
+          <w:iCs/>
+          <w:color w:val="000000" w:themeColor="text1"/>
+          <w:sz w:val="16"/>
+          <w:szCs w:val="16"/>
+          <w14:textFill>
+            <w14:solidFill>
+              <w14:schemeClr w14:val="tx1"/>
+            </w14:solidFill>
+          </w14:textFill>
+        </w:rPr>
+        <w:t>March 2026 – Presen</w:t>
+      </w:r>
+      <w:r>
+        <w:rPr>
+          <w:rFonts w:ascii="Calibri" w:hAnsi="Calibri" w:eastAsia="Calibri" w:cs="Calibri"/>
+          <w:i/>
+          <w:iCs/>
+          <w:color w:val="000000" w:themeColor="text1"/>
+          <w:sz w:val="16"/>
+          <w:szCs w:val="16"/>
+          <w14:textFill>
+            <w14:solidFill>
+              <w14:schemeClr w14:val="tx1"/>
+            </w14:solidFill>
+          </w14:textFill>
+        </w:rPr>
+        <w:t>t</w:t>
+      </w:r>
+      <w:r>
+        <w:rPr>
+          <w:rFonts w:ascii="Calibri" w:hAnsi="Calibri" w:eastAsia="Calibri" w:cs="Calibri"/>
+          <w:i/>
+          <w:iCs/>
           <w:color w:val="555555"/>
           <w:sz w:val="16"/>
           <w:szCs w:val="16"/>
         </w:rPr>
         <w:tab/>
-        <w:t>March 2026 – Present</w:t>
-      </w:r>
-    </w:p>
-    <w:p>
-      <w:pPr>
-        <w:pStyle w:val="16"/>
+      </w:r>
+    </w:p>
+    <w:p>
+      <w:pPr>
+        <w:pStyle w:val="18"/>
         <w:numPr>
           <w:ilvl w:val="0"/>
           <w:numId w:val="1"/>
         </w:numPr>
         <w:spacing w:after="30"/>
-        <w:rPr>
-          <w:sz w:val="18"/>
-          <w:szCs w:val="18"/>
-        </w:rPr>
-      </w:pPr>
-      <w:r>
-        <w:rPr>
-          <w:rFonts w:hint="default"/>
-          <w:sz w:val="18"/>
-          <w:szCs w:val="18"/>
-          <w:lang w:val="en-US"/>
-        </w:rPr>
-        <w:t>Worked alongside the lead engineer and a UI/UX designer on a full marketing-site revamp, converting Figma designs into responsive Next.js components with Tailwind CSS.</w:t>
-      </w:r>
-    </w:p>
-    <w:p>
-      <w:pPr>
-        <w:pStyle w:val="16"/>
+      </w:pPr>
+      <w:r>
+        <w:rPr>
+          <w:rFonts w:ascii="Calibri" w:hAnsi="Calibri" w:eastAsia="Calibri" w:cs="Calibri"/>
+          <w:sz w:val="18"/>
+          <w:szCs w:val="18"/>
+        </w:rPr>
+        <w:t>Collaborate remotely with the Lead Engineer and UI/UX Designer to deliver a complete marketing site revamp, translating Figma designs into responsive Next.js interfaces using Tailwind CSS.</w:t>
+      </w:r>
+    </w:p>
+    <w:p>
+      <w:pPr>
+        <w:pStyle w:val="18"/>
         <w:numPr>
           <w:ilvl w:val="0"/>
           <w:numId w:val="1"/>
@@ -349,12 +447,29 @@
           <w:sz w:val="18"/>
           <w:szCs w:val="18"/>
         </w:rPr>
-        <w:t>Partner with product and design stakeholders to translate business requirements into scalable frontend solutions.</w:t>
-      </w:r>
-    </w:p>
-    <w:p>
-      <w:pPr>
-        <w:pStyle w:val="16"/>
+        <w:t>Partner with product and design stakeholders to translate business requirements into scalable</w:t>
+      </w:r>
+      <w:r>
+        <w:rPr>
+          <w:rFonts w:hint="default" w:ascii="Calibri" w:hAnsi="Calibri" w:eastAsia="Calibri" w:cs="Calibri"/>
+          <w:sz w:val="18"/>
+          <w:szCs w:val="18"/>
+          <w:lang w:val="en-US"/>
+        </w:rPr>
+        <w:t xml:space="preserve"> </w:t>
+      </w:r>
+      <w:r>
+        <w:rPr>
+          <w:rFonts w:ascii="Calibri" w:hAnsi="Calibri" w:eastAsia="Calibri" w:cs="Calibri"/>
+          <w:sz w:val="18"/>
+          <w:szCs w:val="18"/>
+        </w:rPr>
+        <w:t>frontend solutions.</w:t>
+      </w:r>
+    </w:p>
+    <w:p>
+      <w:pPr>
+        <w:pStyle w:val="18"/>
         <w:numPr>
           <w:ilvl w:val="0"/>
           <w:numId w:val="1"/>
@@ -363,17 +478,16 @@
       </w:pPr>
       <w:r>
         <w:rPr>
-          <w:rFonts w:hint="default" w:ascii="Calibri" w:hAnsi="Calibri" w:eastAsia="Calibri" w:cs="Calibri"/>
-          <w:sz w:val="18"/>
-          <w:szCs w:val="18"/>
-          <w:lang w:val="en-US"/>
-        </w:rPr>
-        <w:t>Built and styled public-facing pages implementing the shared design system across desktop and mobile.</w:t>
-      </w:r>
-    </w:p>
-    <w:p>
-      <w:pPr>
-        <w:pStyle w:val="16"/>
+          <w:rFonts w:ascii="Calibri" w:hAnsi="Calibri" w:eastAsia="Calibri" w:cs="Calibri"/>
+          <w:sz w:val="18"/>
+          <w:szCs w:val="18"/>
+        </w:rPr>
+        <w:t>Develop and optimize responsive, public-facing pages while implementing a shared design system across desktop and mobile.</w:t>
+      </w:r>
+    </w:p>
+    <w:p>
+      <w:pPr>
+        <w:pStyle w:val="18"/>
         <w:numPr>
           <w:ilvl w:val="0"/>
           <w:numId w:val="1"/>
@@ -382,25 +496,17 @@
       </w:pPr>
       <w:r>
         <w:rPr>
-          <w:rFonts w:ascii="Calibri" w:hAnsi="Calibri" w:eastAsia="Calibri" w:cs="Calibri"/>
-          <w:sz w:val="18"/>
-          <w:szCs w:val="18"/>
-        </w:rPr>
-        <w:t>Imp</w:t>
-      </w:r>
-      <w:r>
-        <w:rPr>
           <w:rFonts w:hint="default" w:ascii="Calibri" w:hAnsi="Calibri" w:eastAsia="Calibri" w:cs="Calibri"/>
           <w:sz w:val="18"/>
           <w:szCs w:val="18"/>
           <w:lang w:val="en-US"/>
         </w:rPr>
-        <w:t>lemented reusable UI components used across multiple pages, improving visual consistency and reducing duplicated markup.</w:t>
-      </w:r>
-    </w:p>
-    <w:p>
-      <w:pPr>
-        <w:pStyle w:val="16"/>
+        <w:t>Build reusable UI components adopted across multiple pages, improving design consistency and reducing duplicated.</w:t>
+      </w:r>
+    </w:p>
+    <w:p>
+      <w:pPr>
+        <w:pStyle w:val="18"/>
         <w:numPr>
           <w:ilvl w:val="0"/>
           <w:numId w:val="1"/>
@@ -414,7 +520,7 @@
           <w:szCs w:val="18"/>
           <w:lang w:val="en-US"/>
         </w:rPr>
-        <w:t>Collaborated through Git pull requests with code review before merge</w:t>
+        <w:t>Contribute through a Git-based development workflow, participating in pull requests and code reviews before deployment</w:t>
       </w:r>
       <w:r>
         <w:rPr>
@@ -475,7 +581,7 @@
     </w:p>
     <w:p>
       <w:pPr>
-        <w:pStyle w:val="16"/>
+        <w:pStyle w:val="18"/>
         <w:numPr>
           <w:ilvl w:val="0"/>
           <w:numId w:val="1"/>
@@ -522,7 +628,7 @@
     </w:p>
     <w:p>
       <w:pPr>
-        <w:pStyle w:val="16"/>
+        <w:pStyle w:val="18"/>
         <w:numPr>
           <w:ilvl w:val="0"/>
           <w:numId w:val="1"/>
@@ -659,7 +765,7 @@
   <w:docDefaults>
     <w:rPrDefault>
       <w:rPr>
-        <w:rFonts w:asciiTheme="minorHAnsi" w:hAnsiTheme="minorHAnsi" w:eastAsiaTheme="minorEastAsia" w:cstheme="minorBidi"/>
+        <w:rFonts w:ascii="Times New Roman" w:hAnsi="Times New Roman" w:eastAsia="SimSun" w:cs="Times New Roman"/>
       </w:rPr>
     </w:rPrDefault>
     <w:pPrDefault/>
@@ -1011,6 +1117,16 @@
     </w:tblPr>
   </w:style>
   <w:style w:type="character" w:styleId="10">
+    <w:name w:val="Emphasis"/>
+    <w:basedOn w:val="8"/>
+    <w:qFormat/>
+    <w:uiPriority w:val="0"/>
+    <w:rPr>
+      <w:i/>
+      <w:iCs/>
+    </w:rPr>
+  </w:style>
+  <w:style w:type="character" w:styleId="11">
     <w:name w:val="endnote reference"/>
     <w:semiHidden/>
     <w:unhideWhenUsed/>
@@ -1019,9 +1135,9 @@
       <w:vertAlign w:val="superscript"/>
     </w:rPr>
   </w:style>
-  <w:style w:type="paragraph" w:styleId="11">
+  <w:style w:type="paragraph" w:styleId="12">
     <w:name w:val="endnote text"/>
-    <w:link w:val="18"/>
+    <w:link w:val="20"/>
     <w:semiHidden/>
     <w:unhideWhenUsed/>
     <w:qFormat/>
@@ -1034,7 +1150,7 @@
       <w:szCs w:val="20"/>
     </w:rPr>
   </w:style>
-  <w:style w:type="character" w:styleId="12">
+  <w:style w:type="character" w:styleId="13">
     <w:name w:val="footnote reference"/>
     <w:semiHidden/>
     <w:unhideWhenUsed/>
@@ -1043,9 +1159,9 @@
       <w:vertAlign w:val="superscript"/>
     </w:rPr>
   </w:style>
-  <w:style w:type="paragraph" w:styleId="13">
+  <w:style w:type="paragraph" w:styleId="14">
     <w:name w:val="footnote text"/>
-    <w:link w:val="17"/>
+    <w:link w:val="19"/>
     <w:semiHidden/>
     <w:unhideWhenUsed/>
     <w:uiPriority w:val="99"/>
@@ -1057,7 +1173,7 @@
       <w:szCs w:val="20"/>
     </w:rPr>
   </w:style>
-  <w:style w:type="character" w:styleId="14">
+  <w:style w:type="character" w:styleId="15">
     <w:name w:val="Hyperlink"/>
     <w:unhideWhenUsed/>
     <w:uiPriority w:val="99"/>
@@ -1066,7 +1182,17 @@
       <w:u w:val="single"/>
     </w:rPr>
   </w:style>
-  <w:style w:type="paragraph" w:styleId="15">
+  <w:style w:type="character" w:styleId="16">
+    <w:name w:val="Strong"/>
+    <w:basedOn w:val="8"/>
+    <w:qFormat/>
+    <w:uiPriority w:val="0"/>
+    <w:rPr>
+      <w:b/>
+      <w:bCs/>
+    </w:rPr>
+  </w:style>
+  <w:style w:type="paragraph" w:styleId="17">
     <w:name w:val="Title"/>
     <w:qFormat/>
     <w:uiPriority w:val="0"/>
@@ -1075,7 +1201,7 @@
       <w:szCs w:val="56"/>
     </w:rPr>
   </w:style>
-  <w:style w:type="paragraph" w:styleId="16">
+  <w:style w:type="paragraph" w:styleId="18">
     <w:name w:val="List Paragraph"/>
     <w:qFormat/>
     <w:uiPriority w:val="0"/>
@@ -1084,9 +1210,9 @@
       <w:szCs w:val="22"/>
     </w:rPr>
   </w:style>
-  <w:style w:type="character" w:customStyle="1" w:styleId="17">
+  <w:style w:type="character" w:customStyle="1" w:styleId="19">
     <w:name w:val="Footnote Text Char"/>
-    <w:link w:val="13"/>
+    <w:link w:val="14"/>
     <w:semiHidden/>
     <w:unhideWhenUsed/>
     <w:uiPriority w:val="99"/>
@@ -1095,9 +1221,9 @@
       <w:szCs w:val="20"/>
     </w:rPr>
   </w:style>
-  <w:style w:type="character" w:customStyle="1" w:styleId="18">
+  <w:style w:type="character" w:customStyle="1" w:styleId="20">
     <w:name w:val="Endnote Text Char"/>
-    <w:link w:val="11"/>
+    <w:link w:val="12"/>
     <w:semiHidden/>
     <w:unhideWhenUsed/>
     <w:uiPriority w:val="99"/>
